--- a/Храмов ПЗ5.docx
+++ b/Храмов ПЗ5.docx
@@ -253,21 +253,7 @@
                 <w:i/>
                 <w:iCs/>
               </w:rPr>
-              <w:t>содер</w:t>
-            </w:r>
-            <w:r>
-              <w:rPr>
-                <w:i/>
-                <w:iCs/>
-              </w:rPr>
-              <w:t>д</w:t>
-            </w:r>
-            <w:r>
-              <w:rPr>
-                <w:i/>
-                <w:iCs/>
-              </w:rPr>
-              <w:t>ит</w:t>
+              <w:t>содердит</w:t>
             </w:r>
             <w:proofErr w:type="spellEnd"/>
             <w:r>
@@ -411,14 +397,7 @@
                 <w:i/>
                 <w:iCs/>
               </w:rPr>
-              <w:t xml:space="preserve">ы ввели число: </w:t>
-            </w:r>
-            <w:r>
-              <w:rPr>
-                <w:i/>
-                <w:iCs/>
-              </w:rPr>
-              <w:t>3256.264</w:t>
+              <w:t>ы ввели число: 3256.264</w:t>
             </w:r>
           </w:p>
         </w:tc>
@@ -547,7 +526,13 @@
         <w:t>В модуль были введены изменения.</w:t>
       </w:r>
       <w:r>
-        <w:t xml:space="preserve"> Тест-кейсы были проверены на обновлённом модуле. </w:t>
+        <w:t xml:space="preserve"> Тест-кейсы были проверены на </w:t>
+      </w:r>
+      <w:r>
+        <w:t>старом</w:t>
+      </w:r>
+      <w:r>
+        <w:t xml:space="preserve"> модуле. </w:t>
       </w:r>
     </w:p>
     <w:p>
@@ -559,6 +544,7 @@
       </w:pPr>
       <w:r>
         <w:rPr>
+          <w:noProof/>
           <w:lang w:val="en-US"/>
         </w:rPr>
         <w:lastRenderedPageBreak/>
@@ -619,6 +605,9 @@
         <w:jc w:val="center"/>
       </w:pPr>
       <w:r>
+        <w:rPr>
+          <w:noProof/>
+        </w:rPr>
         <w:drawing>
           <wp:inline distT="0" distB="0" distL="0" distR="0" wp14:anchorId="360888CF" wp14:editId="48979775">
             <wp:extent cx="5940425" cy="3330575"/>

--- a/Храмов ПЗ5.docx
+++ b/Храмов ПЗ5.docx
@@ -523,6 +523,163 @@
     <w:p/>
     <w:p>
       <w:r>
+        <w:drawing>
+          <wp:inline distT="0" distB="0" distL="0" distR="0" wp14:anchorId="378E6223" wp14:editId="0A971914">
+            <wp:extent cx="2642435" cy="400050"/>
+            <wp:effectExtent l="0" t="0" r="5715" b="0"/>
+            <wp:docPr id="256622309" name="Рисунок 1"/>
+            <wp:cNvGraphicFramePr>
+              <a:graphicFrameLocks xmlns:a="http://schemas.openxmlformats.org/drawingml/2006/main" noChangeAspect="1"/>
+            </wp:cNvGraphicFramePr>
+            <a:graphic xmlns:a="http://schemas.openxmlformats.org/drawingml/2006/main">
+              <a:graphicData uri="http://schemas.openxmlformats.org/drawingml/2006/picture">
+                <pic:pic xmlns:pic="http://schemas.openxmlformats.org/drawingml/2006/picture">
+                  <pic:nvPicPr>
+                    <pic:cNvPr id="256622309" name=""/>
+                    <pic:cNvPicPr/>
+                  </pic:nvPicPr>
+                  <pic:blipFill>
+                    <a:blip r:embed="rId4"/>
+                    <a:stretch>
+                      <a:fillRect/>
+                    </a:stretch>
+                  </pic:blipFill>
+                  <pic:spPr>
+                    <a:xfrm>
+                      <a:off x="0" y="0"/>
+                      <a:ext cx="2683834" cy="406318"/>
+                    </a:xfrm>
+                    <a:prstGeom prst="rect">
+                      <a:avLst/>
+                    </a:prstGeom>
+                  </pic:spPr>
+                </pic:pic>
+              </a:graphicData>
+            </a:graphic>
+          </wp:inline>
+        </w:drawing>
+      </w:r>
+    </w:p>
+    <w:p>
+      <w:r>
+        <w:drawing>
+          <wp:inline distT="0" distB="0" distL="0" distR="0" wp14:anchorId="6B274553" wp14:editId="3A0C493A">
+            <wp:extent cx="2647950" cy="564317"/>
+            <wp:effectExtent l="0" t="0" r="0" b="7620"/>
+            <wp:docPr id="1410725097" name="Рисунок 1"/>
+            <wp:cNvGraphicFramePr>
+              <a:graphicFrameLocks xmlns:a="http://schemas.openxmlformats.org/drawingml/2006/main" noChangeAspect="1"/>
+            </wp:cNvGraphicFramePr>
+            <a:graphic xmlns:a="http://schemas.openxmlformats.org/drawingml/2006/main">
+              <a:graphicData uri="http://schemas.openxmlformats.org/drawingml/2006/picture">
+                <pic:pic xmlns:pic="http://schemas.openxmlformats.org/drawingml/2006/picture">
+                  <pic:nvPicPr>
+                    <pic:cNvPr id="1410725097" name=""/>
+                    <pic:cNvPicPr/>
+                  </pic:nvPicPr>
+                  <pic:blipFill>
+                    <a:blip r:embed="rId5"/>
+                    <a:stretch>
+                      <a:fillRect/>
+                    </a:stretch>
+                  </pic:blipFill>
+                  <pic:spPr>
+                    <a:xfrm>
+                      <a:off x="0" y="0"/>
+                      <a:ext cx="2670505" cy="569124"/>
+                    </a:xfrm>
+                    <a:prstGeom prst="rect">
+                      <a:avLst/>
+                    </a:prstGeom>
+                  </pic:spPr>
+                </pic:pic>
+              </a:graphicData>
+            </a:graphic>
+          </wp:inline>
+        </w:drawing>
+      </w:r>
+    </w:p>
+    <w:p>
+      <w:r>
+        <w:drawing>
+          <wp:inline distT="0" distB="0" distL="0" distR="0" wp14:anchorId="1359EDEC" wp14:editId="0FE8BB6A">
+            <wp:extent cx="2764715" cy="457200"/>
+            <wp:effectExtent l="0" t="0" r="0" b="0"/>
+            <wp:docPr id="1855637657" name="Рисунок 1"/>
+            <wp:cNvGraphicFramePr>
+              <a:graphicFrameLocks xmlns:a="http://schemas.openxmlformats.org/drawingml/2006/main" noChangeAspect="1"/>
+            </wp:cNvGraphicFramePr>
+            <a:graphic xmlns:a="http://schemas.openxmlformats.org/drawingml/2006/main">
+              <a:graphicData uri="http://schemas.openxmlformats.org/drawingml/2006/picture">
+                <pic:pic xmlns:pic="http://schemas.openxmlformats.org/drawingml/2006/picture">
+                  <pic:nvPicPr>
+                    <pic:cNvPr id="1855637657" name=""/>
+                    <pic:cNvPicPr/>
+                  </pic:nvPicPr>
+                  <pic:blipFill>
+                    <a:blip r:embed="rId6"/>
+                    <a:stretch>
+                      <a:fillRect/>
+                    </a:stretch>
+                  </pic:blipFill>
+                  <pic:spPr>
+                    <a:xfrm>
+                      <a:off x="0" y="0"/>
+                      <a:ext cx="2791118" cy="461566"/>
+                    </a:xfrm>
+                    <a:prstGeom prst="rect">
+                      <a:avLst/>
+                    </a:prstGeom>
+                  </pic:spPr>
+                </pic:pic>
+              </a:graphicData>
+            </a:graphic>
+          </wp:inline>
+        </w:drawing>
+      </w:r>
+    </w:p>
+    <w:p>
+      <w:r>
+        <w:drawing>
+          <wp:inline distT="0" distB="0" distL="0" distR="0" wp14:anchorId="76BCFDA4" wp14:editId="6C22F77E">
+            <wp:extent cx="2781300" cy="539177"/>
+            <wp:effectExtent l="0" t="0" r="0" b="0"/>
+            <wp:docPr id="1437512157" name="Рисунок 1"/>
+            <wp:cNvGraphicFramePr>
+              <a:graphicFrameLocks xmlns:a="http://schemas.openxmlformats.org/drawingml/2006/main" noChangeAspect="1"/>
+            </wp:cNvGraphicFramePr>
+            <a:graphic xmlns:a="http://schemas.openxmlformats.org/drawingml/2006/main">
+              <a:graphicData uri="http://schemas.openxmlformats.org/drawingml/2006/picture">
+                <pic:pic xmlns:pic="http://schemas.openxmlformats.org/drawingml/2006/picture">
+                  <pic:nvPicPr>
+                    <pic:cNvPr id="1437512157" name=""/>
+                    <pic:cNvPicPr/>
+                  </pic:nvPicPr>
+                  <pic:blipFill>
+                    <a:blip r:embed="rId7"/>
+                    <a:stretch>
+                      <a:fillRect/>
+                    </a:stretch>
+                  </pic:blipFill>
+                  <pic:spPr>
+                    <a:xfrm>
+                      <a:off x="0" y="0"/>
+                      <a:ext cx="2812703" cy="545265"/>
+                    </a:xfrm>
+                    <a:prstGeom prst="rect">
+                      <a:avLst/>
+                    </a:prstGeom>
+                  </pic:spPr>
+                </pic:pic>
+              </a:graphicData>
+            </a:graphic>
+          </wp:inline>
+        </w:drawing>
+      </w:r>
+    </w:p>
+    <w:p/>
+    <w:p>
+      <w:r>
         <w:t>В модуль были введены изменения.</w:t>
       </w:r>
       <w:r>
@@ -547,7 +704,6 @@
           <w:noProof/>
           <w:lang w:val="en-US"/>
         </w:rPr>
-        <w:lastRenderedPageBreak/>
         <w:drawing>
           <wp:inline distT="0" distB="0" distL="0" distR="0" wp14:anchorId="0BB001FD" wp14:editId="024C0474">
             <wp:extent cx="5094383" cy="4548187"/>
@@ -564,7 +720,7 @@
                     <pic:cNvPicPr/>
                   </pic:nvPicPr>
                   <pic:blipFill>
-                    <a:blip r:embed="rId4"/>
+                    <a:blip r:embed="rId8"/>
                     <a:stretch>
                       <a:fillRect/>
                     </a:stretch>
@@ -608,6 +764,7 @@
         <w:rPr>
           <w:noProof/>
         </w:rPr>
+        <w:lastRenderedPageBreak/>
         <w:drawing>
           <wp:inline distT="0" distB="0" distL="0" distR="0" wp14:anchorId="360888CF" wp14:editId="48979775">
             <wp:extent cx="5940425" cy="3330575"/>
@@ -624,7 +781,7 @@
                     <pic:cNvPicPr/>
                   </pic:nvPicPr>
                   <pic:blipFill>
-                    <a:blip r:embed="rId5"/>
+                    <a:blip r:embed="rId9"/>
                     <a:stretch>
                       <a:fillRect/>
                     </a:stretch>
